--- a/published/ai-organizations/03_strategic_modeling/06_learning/study-guides/06_learning-practice_quiz.docx
+++ b/published/ai-organizations/03_strategic_modeling/06_learning/study-guides/06_learning-practice_quiz.docx
@@ -4,7 +4,12 @@
   <w:body>
     <w:p>
       <w:r>
-        <w:t>Practice Quiz: Learning</w:t>
+        <w:t>Practice Quiz: Strategic Modeling — Module 06: Learning</w:t>
+      </w:r>
+    </w:p>
+    <w:p>
+      <w:r>
+        <w:t>Name : _ _ _  Date : _ _ _</w:t>
       </w:r>
     </w:p>
     <w:p>
@@ -14,98 +19,7 @@
     </w:p>
     <w:p>
       <w:r>
-        <w:t>What is the primary role of Learning in Active Inference?</w:t>
-        <w:br/>
-        <w:t>A) To maximize reward</w:t>
-        <w:br/>
-        <w:t>B) To minimize variational free energy</w:t>
-        <w:br/>
-        <w:t>C) To increase entropy</w:t>
-        <w:br/>
-        <w:t>D) To eliminate the Markov Blanket</w:t>
-      </w:r>
-    </w:p>
-    <w:p>
-      <w:r>
-        <w:t>In Organizations, Learning is best described as:</w:t>
-        <w:br/>
-        <w:t>A) A static property</w:t>
-        <w:br/>
-        <w:t>B) A dynamic process</w:t>
-        <w:br/>
-        <w:t>C) An external state</w:t>
-        <w:br/>
-        <w:t>D) A random variable</w:t>
-      </w:r>
-    </w:p>
-    <w:p>
-      <w:r>
-        <w:t>Which mathematical quantity is most central to Learning?</w:t>
-        <w:br/>
-        <w:t>A) The Lagrangian</w:t>
-        <w:br/>
-        <w:t>B) The expected free energy</w:t>
-        <w:br/>
-        <w:t>C) The surprisal</w:t>
-        <w:br/>
-        <w:t>D) The precision</w:t>
-      </w:r>
-    </w:p>
-    <w:p>
-      <w:r>
-        <w:t>How does Learning relate to the concept of the Generative Model?</w:t>
-        <w:br/>
-        <w:t>A) It is separate from the model</w:t>
-        <w:br/>
-        <w:t>B) It is a component of the model</w:t>
-        <w:br/>
-        <w:t>C) It destroys the model</w:t>
-        <w:br/>
-        <w:t>D) It is only relevant for the environment</w:t>
-      </w:r>
-    </w:p>
-    <w:p>
-      <w:r>
-        <w:t>A failure in Learning would likely result in:</w:t>
-        <w:br/>
-        <w:t>A) Perfect prediction</w:t>
-        <w:br/>
-        <w:t>B) Generalized surprise</w:t>
-        <w:br/>
-        <w:t>C) Immediate death of the agent</w:t>
-        <w:br/>
-        <w:t>D) Zero entropy</w:t>
-      </w:r>
-    </w:p>
-    <w:p>
-      <w:r>
-        <w:t>Which scale is most relevant for analyzing Learning in this course?</w:t>
-        <w:br/>
-        <w:t>A) Quantum</w:t>
-        <w:br/>
-        <w:t>B) Neural</w:t>
-        <w:br/>
-        <w:t>C) Social</w:t>
-        <w:br/>
-        <w:t>D) All of the above</w:t>
-      </w:r>
-    </w:p>
-    <w:p>
-      <w:r>
-        <w:t>Learning connects directly to which other component?</w:t>
-        <w:br/>
-        <w:t>A) The step before it</w:t>
-        <w:br/>
-        <w:t>B) The step after it</w:t>
-        <w:br/>
-        <w:t>C) Both A and B</w:t>
-        <w:br/>
-        <w:t>D) None of the above</w:t>
-      </w:r>
-    </w:p>
-    <w:p>
-      <w:r>
-        <w:t>Part B: Short Answer</w:t>
+        <w:t>Dynamic capabilities (Teece) consist of: A) Static resources B) Sensing, seizing, and transforming — the organizational capacity to adapt C) Competitive moves D) Market position  Google's innovation portfolio exemplifies: A) Random investment B) Strategic experimentation — running diverse experiments to generate learning about future opportunities C) Cost reduction D) Conservative strategy  The competitive learning loop determines advantage because: A) Learning is free B) Organizations with faster sense→update→act→observe cycles outcompete those with slower loops C) Learning is a core competency D) Competitors don't learn  Strategic unlearning is necessary when: A) Employees forget things B) A previously successful strategy is no longer viable and the old model prevents adaptation C) Training budgets are cut D) New employees arrive  Fail fast cultures generate faster learning because: A) They celebrate failure B) Experiments are designed to produce clear results quickly, enabling rapid model updating C) They set low standards D) Failure is inevitable  "Probe and learn" involves: A) Market research B) Small-scale experiments that test strategic assumptions cheaply before full commitment C) Focus groups D) Competitor imitation  Organizational inertia slows strategy adaptation by: A) Making the organization heavier B) Making it difficult to update established routines, beliefs, and resource commitments even when the competitive model changes C) Reducing momentum D) Causing physical slowness    Part B: Short Analysis</w:t>
       </w:r>
     </w:p>
     <w:sectPr>
